--- a/artifacts/HR-10/build/scenario-rhs-02-quality-slippage.docx
+++ b/artifacts/HR-10/build/scenario-rhs-02-quality-slippage.docx
@@ -139,7 +139,7 @@
         <w:pStyle w:val="FirstParagraph"/>
       </w:pPr>
       <w:r>
-        <w:t xml:space="preserve">To hear which it is in his words before anything about the pass changes. The review cycle is open, so say what you have seen plainly enough that it does not arrive later as a surprise.</w:t>
+        <w:t xml:space="preserve">To hear which it is in his words before anything about the pass changes. The half year just closed, so say what you have seen plainly enough that it does not arrive later as a surprise.</w:t>
       </w:r>
     </w:p>
     <w:bookmarkEnd w:id="12"/>
